--- a/docs/NetLab-Installation-Guide.docx
+++ b/docs/NetLab-Installation-Guide.docx
@@ -124,6 +124,7 @@
         </w:pBdr>
       </w:pPr>
       <w:r>
+        <w:lastRenderedPageBreak/>
         <w:t>Table of Contents</w:t>
       </w:r>
     </w:p>
@@ -164,6 +165,7 @@
         </w:pBdr>
       </w:pPr>
       <w:r>
+        <w:lastRenderedPageBreak/>
         <w:t>1.  Overview</w:t>
       </w:r>
     </w:p>
@@ -331,6 +333,7 @@
         </w:pBdr>
       </w:pPr>
       <w:r>
+        <w:lastRenderedPageBreak/>
         <w:t>2.  Prerequisites</w:t>
       </w:r>
     </w:p>
@@ -1496,6 +1499,7 @@
         </w:pBdr>
       </w:pPr>
       <w:r>
+        <w:lastRenderedPageBreak/>
         <w:t>3.  Network Planning</w:t>
       </w:r>
     </w:p>
@@ -2883,6 +2887,7 @@
         </w:pBdr>
       </w:pPr>
       <w:r>
+        <w:lastRenderedPageBreak/>
         <w:t>4.  Controller VM Setup</w:t>
       </w:r>
     </w:p>
@@ -3261,6 +3266,7 @@
         <w:spacing w:after="100"/>
       </w:pPr>
       <w:r>
+        <w:lastRenderedPageBreak/>
         <w:t>Copy each of the following files from the TrafficGenTool/ folder into the corresponding location in the project tree. These files replace the originals from the base project and include all features developed through Task 5:</w:t>
       </w:r>
     </w:p>
@@ -4834,6 +4840,7 @@
         </w:pBdr>
       </w:pPr>
       <w:r>
+        <w:lastRenderedPageBreak/>
         <w:t>5.  Worker VM Setup</w:t>
       </w:r>
     </w:p>
@@ -5189,6 +5196,15 @@
           <w:szCs w:val="18"/>
         </w:rPr>
         <w:br/>
+      </w:r>
+      <w:r>
+        <w:rPr>
+          <w:rFonts w:ascii="Courier New" w:eastAsia="Courier New" w:hAnsi="Courier New" w:cs="Courier New"/>
+          <w:color w:val="D4D4D4"/>
+          <w:sz w:val="18"/>
+          <w:szCs w:val="18"/>
+        </w:rPr>
+        <w:lastRenderedPageBreak/>
         <w:t xml:space="preserve">  --ip-end     192.168.1.120 \</w:t>
       </w:r>
       <w:r>
@@ -5335,6 +5351,7 @@
         </w:pBdr>
       </w:pPr>
       <w:r>
+        <w:lastRenderedPageBreak/>
         <w:t>6.  NTP Synchronisation</w:t>
       </w:r>
     </w:p>
@@ -5641,6 +5658,7 @@
         </w:pBdr>
       </w:pPr>
       <w:r>
+        <w:lastRenderedPageBreak/>
         <w:t>7.  Running as systemd Services</w:t>
       </w:r>
     </w:p>
@@ -6110,6 +6128,15 @@
           <w:szCs w:val="18"/>
         </w:rPr>
         <w:br/>
+      </w:r>
+      <w:r>
+        <w:rPr>
+          <w:rFonts w:ascii="Courier New" w:eastAsia="Courier New" w:hAnsi="Courier New" w:cs="Courier New"/>
+          <w:color w:val="D4D4D4"/>
+          <w:sz w:val="18"/>
+          <w:szCs w:val="18"/>
+        </w:rPr>
+        <w:lastRenderedPageBreak/>
         <w:t>[Install]</w:t>
       </w:r>
       <w:r>
@@ -6209,6 +6236,7 @@
         </w:pBdr>
       </w:pPr>
       <w:r>
+        <w:lastRenderedPageBreak/>
         <w:t>8.  Running Your First Test</w:t>
       </w:r>
     </w:p>
@@ -6480,6 +6508,7 @@
         </w:pBdr>
       </w:pPr>
       <w:r>
+        <w:lastRenderedPageBreak/>
         <w:t>9.  Configuration Reference</w:t>
       </w:r>
     </w:p>
@@ -8586,6 +8615,7 @@
         </w:pBdr>
       </w:pPr>
       <w:r>
+        <w:lastRenderedPageBreak/>
         <w:t>10.  Troubleshooting</w:t>
       </w:r>
     </w:p>
@@ -9718,6 +9748,7 @@
         <w:pStyle w:val="Heading2"/>
       </w:pPr>
       <w:r>
+        <w:lastRenderedPageBreak/>
         <w:t>10.1  Useful Diagnostic Commands</w:t>
       </w:r>
     </w:p>
@@ -9910,6 +9941,7 @@
         </w:pBdr>
       </w:pPr>
       <w:r>
+        <w:lastRenderedPageBreak/>
         <w:t>11.  Running the Automated Test Suite</w:t>
       </w:r>
     </w:p>
@@ -10887,6 +10919,7 @@
                 <w:sz w:val="20"/>
                 <w:szCs w:val="20"/>
               </w:rPr>
+              <w:lastRenderedPageBreak/>
               <w:t>PLAN_STOPPED</w:t>
             </w:r>
           </w:p>

--- a/docs/NetLab-Installation-Guide.docx
+++ b/docs/NetLab-Installation-Guide.docx
@@ -67,14 +67,12 @@
         </w:rPr>
         <w:t>Version 1.</w:t>
       </w:r>
-      <w:ins w:id="0" w:author="Claude" w:date="2026-04-15T00:00:00Z">
-        <w:r>
-          <w:rPr>
-            <w:color w:val="555555"/>
-          </w:rPr>
-          <w:t>2</w:t>
-        </w:r>
-      </w:ins>
+      <w:r>
+        <w:rPr>
+          <w:color w:val="555555"/>
+        </w:rPr>
+        <w:t>2</w:t>
+      </w:r>
       <w:r>
         <w:rPr>
           <w:color w:val="555555"/>
@@ -1776,7 +1774,14 @@
                 <w:sz w:val="20"/>
                 <w:szCs w:val="20"/>
               </w:rPr>
-              <w:t>192.168.1.11</w:t>
+              <w:t>192.168.1.1</w:t>
+            </w:r>
+            <w:r>
+              <w:rPr>
+                <w:sz w:val="20"/>
+                <w:szCs w:val="20"/>
+              </w:rPr>
+              <w:t>00</w:t>
             </w:r>
           </w:p>
         </w:tc>
@@ -1860,7 +1865,28 @@
                 <w:sz w:val="20"/>
                 <w:szCs w:val="20"/>
               </w:rPr>
-              <w:t>192.168.1.12</w:t>
+              <w:t>192.168.</w:t>
+            </w:r>
+            <w:r>
+              <w:rPr>
+                <w:sz w:val="20"/>
+                <w:szCs w:val="20"/>
+              </w:rPr>
+              <w:t>2</w:t>
+            </w:r>
+            <w:r>
+              <w:rPr>
+                <w:sz w:val="20"/>
+                <w:szCs w:val="20"/>
+              </w:rPr>
+              <w:t>.1</w:t>
+            </w:r>
+            <w:r>
+              <w:rPr>
+                <w:sz w:val="20"/>
+                <w:szCs w:val="20"/>
+              </w:rPr>
+              <w:t>00</w:t>
             </w:r>
           </w:p>
         </w:tc>
@@ -2028,7 +2054,49 @@
                 <w:sz w:val="20"/>
                 <w:szCs w:val="20"/>
               </w:rPr>
-              <w:t>192.168.1.121 – .140</w:t>
+              <w:t>192.168.</w:t>
+            </w:r>
+            <w:r>
+              <w:rPr>
+                <w:sz w:val="20"/>
+                <w:szCs w:val="20"/>
+              </w:rPr>
+              <w:t>2</w:t>
+            </w:r>
+            <w:r>
+              <w:rPr>
+                <w:sz w:val="20"/>
+                <w:szCs w:val="20"/>
+              </w:rPr>
+              <w:t>.1</w:t>
+            </w:r>
+            <w:r>
+              <w:rPr>
+                <w:sz w:val="20"/>
+                <w:szCs w:val="20"/>
+              </w:rPr>
+              <w:t>01</w:t>
+            </w:r>
+            <w:r>
+              <w:rPr>
+                <w:sz w:val="20"/>
+                <w:szCs w:val="20"/>
+              </w:rPr>
+              <w:t xml:space="preserve"> – .1</w:t>
+            </w:r>
+            <w:r>
+              <w:rPr>
+                <w:sz w:val="20"/>
+                <w:szCs w:val="20"/>
+              </w:rPr>
+              <w:t>2</w:t>
+            </w:r>
+            <w:r>
+              <w:rPr>
+                <w:sz w:val="20"/>
+                <w:szCs w:val="20"/>
+              </w:rPr>
+              <w:t>0</w:t>
             </w:r>
           </w:p>
         </w:tc>
@@ -2196,7 +2264,37 @@
                 <w:sz w:val="20"/>
                 <w:szCs w:val="20"/>
               </w:rPr>
-              <w:t>192.168.1.1</w:t>
+              <w:t>192.</w:t>
+            </w:r>
+            <w:proofErr w:type="gramStart"/>
+            <w:r>
+              <w:rPr>
+                <w:sz w:val="20"/>
+                <w:szCs w:val="20"/>
+              </w:rPr>
+              <w:t>168.</w:t>
+            </w:r>
+            <w:r>
+              <w:rPr>
+                <w:sz w:val="20"/>
+                <w:szCs w:val="20"/>
+              </w:rPr>
+              <w:t>x</w:t>
+            </w:r>
+            <w:r>
+              <w:rPr>
+                <w:sz w:val="20"/>
+                <w:szCs w:val="20"/>
+              </w:rPr>
+              <w:t>.</w:t>
+            </w:r>
+            <w:proofErr w:type="gramEnd"/>
+            <w:r>
+              <w:rPr>
+                <w:sz w:val="20"/>
+                <w:szCs w:val="20"/>
+              </w:rPr>
+              <w:t>1</w:t>
             </w:r>
           </w:p>
         </w:tc>
@@ -3193,7 +3291,27 @@
           <w:szCs w:val="18"/>
         </w:rPr>
         <w:br/>
-        <w:t>sudo chown $USER:$USER /opt/netlab</w:t>
+        <w:t>sudo chown $</w:t>
+      </w:r>
+      <w:proofErr w:type="gramStart"/>
+      <w:r>
+        <w:rPr>
+          <w:rFonts w:ascii="Courier New" w:eastAsia="Courier New" w:hAnsi="Courier New" w:cs="Courier New"/>
+          <w:color w:val="D4D4D4"/>
+          <w:sz w:val="18"/>
+          <w:szCs w:val="18"/>
+        </w:rPr>
+        <w:t>USER:$</w:t>
+      </w:r>
+      <w:proofErr w:type="gramEnd"/>
+      <w:r>
+        <w:rPr>
+          <w:rFonts w:ascii="Courier New" w:eastAsia="Courier New" w:hAnsi="Courier New" w:cs="Courier New"/>
+          <w:color w:val="D4D4D4"/>
+          <w:sz w:val="18"/>
+          <w:szCs w:val="18"/>
+        </w:rPr>
+        <w:t>USER /opt/netlab</w:t>
       </w:r>
       <w:r>
         <w:rPr>
@@ -3203,8 +3321,55 @@
           <w:szCs w:val="18"/>
         </w:rPr>
         <w:br/>
-        <w:t>git clone https://github.com/your-org/netlab.git /opt/netlab</w:t>
-      </w:r>
+        <w:t>git clone https://github.com/</w:t>
+      </w:r>
+      <w:r>
+        <w:rPr>
+          <w:rFonts w:ascii="Courier New" w:eastAsia="Courier New" w:hAnsi="Courier New" w:cs="Courier New"/>
+          <w:color w:val="D4D4D4"/>
+          <w:sz w:val="18"/>
+          <w:szCs w:val="18"/>
+        </w:rPr>
+        <w:t>sacgeek</w:t>
+      </w:r>
+      <w:r>
+        <w:rPr>
+          <w:rFonts w:ascii="Courier New" w:eastAsia="Courier New" w:hAnsi="Courier New" w:cs="Courier New"/>
+          <w:color w:val="D4D4D4"/>
+          <w:sz w:val="18"/>
+          <w:szCs w:val="18"/>
+        </w:rPr>
+        <w:t>/</w:t>
+      </w:r>
+      <w:r>
+        <w:rPr>
+          <w:rFonts w:ascii="Courier New" w:eastAsia="Courier New" w:hAnsi="Courier New" w:cs="Courier New"/>
+          <w:color w:val="D4D4D4"/>
+          <w:sz w:val="18"/>
+          <w:szCs w:val="18"/>
+        </w:rPr>
+        <w:t>TrafficGenTool</w:t>
+      </w:r>
+      <w:r>
+        <w:rPr>
+          <w:rFonts w:ascii="Courier New" w:eastAsia="Courier New" w:hAnsi="Courier New" w:cs="Courier New"/>
+          <w:color w:val="D4D4D4"/>
+          <w:sz w:val="18"/>
+          <w:szCs w:val="18"/>
+        </w:rPr>
+        <w:t>.git /opt/</w:t>
+      </w:r>
+      <w:proofErr w:type="spellStart"/>
+      <w:r>
+        <w:rPr>
+          <w:rFonts w:ascii="Courier New" w:eastAsia="Courier New" w:hAnsi="Courier New" w:cs="Courier New"/>
+          <w:color w:val="D4D4D4"/>
+          <w:sz w:val="18"/>
+          <w:szCs w:val="18"/>
+        </w:rPr>
+        <w:t>netlab</w:t>
+      </w:r>
+      <w:proofErr w:type="spellEnd"/>
       <w:r>
         <w:rPr>
           <w:rFonts w:ascii="Courier New" w:eastAsia="Courier New" w:hAnsi="Courier New" w:cs="Courier New"/>
@@ -3213,8 +3378,19 @@
           <w:szCs w:val="18"/>
         </w:rPr>
         <w:br/>
-        <w:t>cd /opt/netlab</w:t>
-      </w:r>
+        <w:t>cd /opt/</w:t>
+      </w:r>
+      <w:proofErr w:type="spellStart"/>
+      <w:r>
+        <w:rPr>
+          <w:rFonts w:ascii="Courier New" w:eastAsia="Courier New" w:hAnsi="Courier New" w:cs="Courier New"/>
+          <w:color w:val="D4D4D4"/>
+          <w:sz w:val="18"/>
+          <w:szCs w:val="18"/>
+        </w:rPr>
+        <w:t>netlab</w:t>
+      </w:r>
+      <w:proofErr w:type="spellEnd"/>
     </w:p>
     <w:p>
       <w:pPr>
@@ -4927,7 +5103,27 @@
           <w:szCs w:val="18"/>
         </w:rPr>
         <w:br/>
-        <w:t>sudo chown $USER:$USER /opt/netlab</w:t>
+        <w:t>sudo chown $</w:t>
+      </w:r>
+      <w:proofErr w:type="gramStart"/>
+      <w:r>
+        <w:rPr>
+          <w:rFonts w:ascii="Courier New" w:eastAsia="Courier New" w:hAnsi="Courier New" w:cs="Courier New"/>
+          <w:color w:val="D4D4D4"/>
+          <w:sz w:val="18"/>
+          <w:szCs w:val="18"/>
+        </w:rPr>
+        <w:t>USER:$</w:t>
+      </w:r>
+      <w:proofErr w:type="gramEnd"/>
+      <w:r>
+        <w:rPr>
+          <w:rFonts w:ascii="Courier New" w:eastAsia="Courier New" w:hAnsi="Courier New" w:cs="Courier New"/>
+          <w:color w:val="D4D4D4"/>
+          <w:sz w:val="18"/>
+          <w:szCs w:val="18"/>
+        </w:rPr>
+        <w:t>USER /opt/netlab</w:t>
       </w:r>
       <w:r>
         <w:rPr>
@@ -4937,8 +5133,55 @@
           <w:szCs w:val="18"/>
         </w:rPr>
         <w:br/>
-        <w:t>git clone https://github.com/your-org/netlab.git /opt/netlab</w:t>
-      </w:r>
+        <w:t>git clone https://github.com/</w:t>
+      </w:r>
+      <w:r>
+        <w:rPr>
+          <w:rFonts w:ascii="Courier New" w:eastAsia="Courier New" w:hAnsi="Courier New" w:cs="Courier New"/>
+          <w:color w:val="D4D4D4"/>
+          <w:sz w:val="18"/>
+          <w:szCs w:val="18"/>
+        </w:rPr>
+        <w:t>sacgeek</w:t>
+      </w:r>
+      <w:r>
+        <w:rPr>
+          <w:rFonts w:ascii="Courier New" w:eastAsia="Courier New" w:hAnsi="Courier New" w:cs="Courier New"/>
+          <w:color w:val="D4D4D4"/>
+          <w:sz w:val="18"/>
+          <w:szCs w:val="18"/>
+        </w:rPr>
+        <w:t>/</w:t>
+      </w:r>
+      <w:r>
+        <w:rPr>
+          <w:rFonts w:ascii="Courier New" w:eastAsia="Courier New" w:hAnsi="Courier New" w:cs="Courier New"/>
+          <w:color w:val="D4D4D4"/>
+          <w:sz w:val="18"/>
+          <w:szCs w:val="18"/>
+        </w:rPr>
+        <w:t>TrafficGenTool</w:t>
+      </w:r>
+      <w:r>
+        <w:rPr>
+          <w:rFonts w:ascii="Courier New" w:eastAsia="Courier New" w:hAnsi="Courier New" w:cs="Courier New"/>
+          <w:color w:val="D4D4D4"/>
+          <w:sz w:val="18"/>
+          <w:szCs w:val="18"/>
+        </w:rPr>
+        <w:t>.git /opt/</w:t>
+      </w:r>
+      <w:proofErr w:type="spellStart"/>
+      <w:r>
+        <w:rPr>
+          <w:rFonts w:ascii="Courier New" w:eastAsia="Courier New" w:hAnsi="Courier New" w:cs="Courier New"/>
+          <w:color w:val="D4D4D4"/>
+          <w:sz w:val="18"/>
+          <w:szCs w:val="18"/>
+        </w:rPr>
+        <w:t>netlab</w:t>
+      </w:r>
+      <w:proofErr w:type="spellEnd"/>
       <w:r>
         <w:rPr>
           <w:rFonts w:ascii="Courier New" w:eastAsia="Courier New" w:hAnsi="Courier New" w:cs="Courier New"/>
@@ -4947,8 +5190,19 @@
           <w:szCs w:val="18"/>
         </w:rPr>
         <w:br/>
-        <w:t>cd /opt/netlab</w:t>
-      </w:r>
+        <w:t>cd /opt/</w:t>
+      </w:r>
+      <w:proofErr w:type="spellStart"/>
+      <w:r>
+        <w:rPr>
+          <w:rFonts w:ascii="Courier New" w:eastAsia="Courier New" w:hAnsi="Courier New" w:cs="Courier New"/>
+          <w:color w:val="D4D4D4"/>
+          <w:sz w:val="18"/>
+          <w:szCs w:val="18"/>
+        </w:rPr>
+        <w:t>netlab</w:t>
+      </w:r>
+      <w:proofErr w:type="spellEnd"/>
     </w:p>
     <w:p>
       <w:pPr>
@@ -5052,12 +5306,21 @@
         </w:rPr>
         <w:t xml:space="preserve">NOTE  </w:t>
       </w:r>
+      <w:proofErr w:type="spellStart"/>
       <w:r>
         <w:rPr>
           <w:sz w:val="20"/>
           <w:szCs w:val="20"/>
         </w:rPr>
-        <w:t>yt-dlp is required for YouTube streaming workers. If the lab network cannot reach YouTube, you can still run voice/video/screenshare/web tests without it.</w:t>
+        <w:t>yt-dlp</w:t>
+      </w:r>
+      <w:proofErr w:type="spellEnd"/>
+      <w:r>
+        <w:rPr>
+          <w:sz w:val="20"/>
+          <w:szCs w:val="20"/>
+        </w:rPr>
+        <w:t xml:space="preserve"> is required for YouTube streaming workers. If the lab network cannot reach YouTube, you can still run voice/video/screenshare/web tests without it.</w:t>
       </w:r>
     </w:p>
     <w:p>
@@ -5105,12 +5368,52 @@
       </w:pPr>
     </w:p>
     <w:p>
+      <w:r>
+        <w:t xml:space="preserve">Verify that all worker clocks agree with the controller to within a few milliseconds. The agent will measure and report the clock delta at registration time; a warning will appear in the NodePanel if the offset exceeds 50 </w:t>
+      </w:r>
+      <w:proofErr w:type="spellStart"/>
+      <w:r>
+        <w:t>ms.</w:t>
+      </w:r>
+      <w:proofErr w:type="spellEnd"/>
+    </w:p>
+    <w:p/>
+    <w:p>
+      <w:pPr>
+        <w:shd w:val="clear" w:color="auto" w:fill="FFF3CD"/>
+        <w:spacing w:before="120" w:after="120"/>
+        <w:ind w:left="245" w:right="245"/>
+      </w:pPr>
+      <w:r>
+        <w:rPr>
+          <w:b/>
+          <w:bCs/>
+          <w:color w:val="856404"/>
+          <w:sz w:val="20"/>
+          <w:szCs w:val="20"/>
+        </w:rPr>
+        <w:t>NOTE</w:t>
+      </w:r>
+      <w:r>
+        <w:rPr>
+          <w:b/>
+          <w:bCs/>
+        </w:rPr>
+        <w:t xml:space="preserve"> </w:t>
+      </w:r>
+      <w:r>
+        <w:rPr>
+          <w:color w:val="000000"/>
+          <w:sz w:val="20"/>
+          <w:szCs w:val="20"/>
+        </w:rPr>
+        <w:t>If you’re already using a different NTP service, you can skip this step. Avoid running more than one NTP service simultaneously, as this can cause conflicts and lead to time synchronization issues.</w:t>
+      </w:r>
+    </w:p>
+    <w:p>
       <w:pPr>
         <w:spacing w:after="100"/>
       </w:pPr>
-      <w:r>
-        <w:t>Verify that all worker clocks agree with the controller to within a few milliseconds. The agent will measure and report the clock delta at registration time; a warning will appear in the NodePanel if the offset exceeds 50 ms.</w:t>
-      </w:r>
     </w:p>
     <w:p>
       <w:pPr>
@@ -5119,10 +5422,26 @@
     </w:p>
     <w:p>
       <w:pPr>
+        <w:spacing w:after="100"/>
+      </w:pPr>
+    </w:p>
+    <w:p>
+      <w:pPr>
+        <w:spacing w:after="100"/>
+      </w:pPr>
+    </w:p>
+    <w:p>
+      <w:pPr>
         <w:pStyle w:val="Heading2"/>
       </w:pPr>
-      <w:r>
-        <w:t>5.5  Start the Agent (Development Mode)</w:t>
+      <w:proofErr w:type="gramStart"/>
+      <w:r>
+        <w:lastRenderedPageBreak/>
+        <w:t>5.5  Start</w:t>
+      </w:r>
+      <w:proofErr w:type="gramEnd"/>
+      <w:r>
+        <w:t xml:space="preserve"> the Agent (Development Mode)</w:t>
       </w:r>
     </w:p>
     <w:p>
@@ -5196,15 +5515,6 @@
           <w:szCs w:val="18"/>
         </w:rPr>
         <w:br/>
-      </w:r>
-      <w:r>
-        <w:rPr>
-          <w:rFonts w:ascii="Courier New" w:eastAsia="Courier New" w:hAnsi="Courier New" w:cs="Courier New"/>
-          <w:color w:val="D4D4D4"/>
-          <w:sz w:val="18"/>
-          <w:szCs w:val="18"/>
-        </w:rPr>
-        <w:lastRenderedPageBreak/>
         <w:t xml:space="preserve">  --ip-end     192.168.1.120 \</w:t>
       </w:r>
       <w:r>
@@ -12544,7 +12854,6 @@
   <w:style w:type="character" w:default="1" w:styleId="DefaultParagraphFont">
     <w:name w:val="Default Paragraph Font"/>
     <w:uiPriority w:val="1"/>
-    <w:semiHidden/>
     <w:unhideWhenUsed/>
   </w:style>
   <w:style w:type="table" w:default="1" w:styleId="TableNormal">
